--- a/JupiterOne_PAIN_Rating_Scoring_Rubric.docx
+++ b/JupiterOne_PAIN_Rating_Scoring_Rubric.docx
@@ -988,7 +988,7 @@
         <w:spacing w:after="150"/>
       </w:pPr>
       <w:r>
-        <w:t xml:space="preserve">Christopher Doyle, Security Architect, owns this rubric and is responsible for its application. This rubric is reviewed on the same cadence as JupiterOne's vulnerability management process (recommend: annually, alongside SOC 2 CC7.1 testing).</w:t>
+        <w:t xml:space="preserve">Christopher Doyle, Security Architect, owns this rubric and is responsible for its application. This rubric is reviewed on the same cadence as JupiterOne's vulnerability management process (annually, alongside SOC 2 CC7.1 testing).</w:t>
       </w:r>
     </w:p>
     <w:p>
@@ -998,14 +998,6 @@
         </w:pBdr>
         <w:spacing w:after="200" w:before="300"/>
       </w:pPr>
-    </w:p>
-    <w:p>
-      <w:pPr>
-        <w:spacing w:after="150"/>
-      </w:pPr>
-      <w:r>
-        <w:t xml:space="preserve">Drafting notes (delete before adoption): The PAIN-1 row (Section 5) is a JupiterOne-authored addition, not a FedRAMP-published requirement — confirm with FedRAMP or an advisor before treating it as a compliance deadline. Real implementation work remains: adding PAIN/LEV/reachability fields to your actual vulnerability tracking tool, and building SLA monitoring against Section 5's deadlines.</w:t>
-      </w:r>
     </w:p>
     <w:sectPr>
       <w:pgSz w:w="12240" w:h="15840" w:orient="portrait"/>
